--- a/Docs/SecurityDocs/SD03-HYPOTHECATION GOODS AGREEMENT.docx
+++ b/Docs/SecurityDocs/SD03-HYPOTHECATION GOODS AGREEMENT.docx
@@ -1,6 +1,6 @@
 
 <file path=word/document.xml><?xml version="1.0" encoding="utf-8"?>
-<w:document xmlns:wpc="http://schemas.microsoft.com/office/word/2010/wordprocessingCanvas" xmlns:cx="http://schemas.microsoft.com/office/drawing/2014/chartex" xmlns:cx1="http://schemas.microsoft.com/office/drawing/2015/9/8/chartex" xmlns:cx2="http://schemas.microsoft.com/office/drawing/2015/10/21/chartex" xmlns:cx3="http://schemas.microsoft.com/office/drawing/2016/5/9/chartex" xmlns:cx4="http://schemas.microsoft.com/office/drawing/2016/5/10/chartex" xmlns:cx5="http://schemas.microsoft.com/office/drawing/2016/5/11/chartex" xmlns:cx6="http://schemas.microsoft.com/office/drawing/2016/5/12/chartex" xmlns:cx7="http://schemas.microsoft.com/office/drawing/2016/5/13/chartex" xmlns:cx8="http://schemas.microsoft.com/office/drawing/2016/5/14/chartex" xmlns:mc="http://schemas.openxmlformats.org/markup-compatibility/2006" xmlns:aink="http://schemas.microsoft.com/office/drawing/2016/ink" xmlns:am3d="http://schemas.microsoft.com/office/drawing/2017/model3d" xmlns:o="urn:schemas-microsoft-com:office:office" xmlns:oel="http://schemas.microsoft.com/office/2019/extlst" xmlns:r="http://schemas.openxmlformats.org/officeDocument/2006/relationships" xmlns:m="http://schemas.openxmlformats.org/officeDocument/2006/math" xmlns:v="urn:schemas-microsoft-com:vml" xmlns:wp14="http://schemas.microsoft.com/office/word/2010/wordprocessingDrawing" xmlns:wp="http://schemas.openxmlformats.org/drawingml/2006/wordprocessingDrawing" xmlns:w10="urn:schemas-microsoft-com:office:word" xmlns:w="http://schemas.openxmlformats.org/wordprocessingml/2006/main" xmlns:w14="http://schemas.microsoft.com/office/word/2010/wordml" xmlns:w15="http://schemas.microsoft.com/office/word/2012/wordml" xmlns:w16cei="http://schemas.microsoft.com/office/word/2026/wordml/cei" xmlns:w16cex="http://schemas.microsoft.com/office/word/2018/wordml/cex" xmlns:w16cid="http://schemas.microsoft.com/office/word/2016/wordml/cid" xmlns:w16="http://schemas.microsoft.com/office/word/2018/wordml" xmlns:w16du="http://schemas.microsoft.com/office/word/2023/wordml/word16du" xmlns:w16sdtdh="http://schemas.microsoft.com/office/word/2020/wordml/sdtdatahash" xmlns:w16sdtfl="http://schemas.microsoft.com/office/word/2024/wordml/sdtformatlock" xmlns:w16se="http://schemas.microsoft.com/office/word/2015/wordml/symex" xmlns:wpg="http://schemas.microsoft.com/office/word/2010/wordprocessingGroup" xmlns:wpi="http://schemas.microsoft.com/office/word/2010/wordprocessingInk" xmlns:wne="http://schemas.microsoft.com/office/word/2006/wordml" xmlns:wps="http://schemas.microsoft.com/office/word/2010/wordprocessingShape" mc:Ignorable="w14 w15 w16se w16cid w16 w16cex w16sdtdh w16sdtfl w16du wp14">
+<w:document xmlns:wpc="http://schemas.microsoft.com/office/word/2010/wordprocessingCanvas" xmlns:cx="http://schemas.microsoft.com/office/drawing/2014/chartex" xmlns:cx1="http://schemas.microsoft.com/office/drawing/2015/9/8/chartex" xmlns:cx2="http://schemas.microsoft.com/office/drawing/2015/10/21/chartex" xmlns:cx3="http://schemas.microsoft.com/office/drawing/2016/5/9/chartex" xmlns:cx4="http://schemas.microsoft.com/office/drawing/2016/5/10/chartex" xmlns:cx5="http://schemas.microsoft.com/office/drawing/2016/5/11/chartex" xmlns:cx6="http://schemas.microsoft.com/office/drawing/2016/5/12/chartex" xmlns:cx7="http://schemas.microsoft.com/office/drawing/2016/5/13/chartex" xmlns:cx8="http://schemas.microsoft.com/office/drawing/2016/5/14/chartex" xmlns:mc="http://schemas.openxmlformats.org/markup-compatibility/2006" xmlns:aink="http://schemas.microsoft.com/office/drawing/2016/ink" xmlns:am3d="http://schemas.microsoft.com/office/drawing/2017/model3d" xmlns:o="urn:schemas-microsoft-com:office:office" xmlns:oel="http://schemas.microsoft.com/office/2019/extlst" xmlns:r="http://schemas.openxmlformats.org/officeDocument/2006/relationships" xmlns:m="http://schemas.openxmlformats.org/officeDocument/2006/math" xmlns:v="urn:schemas-microsoft-com:vml" xmlns:wp14="http://schemas.microsoft.com/office/word/2010/wordprocessingDrawing" xmlns:wp="http://schemas.openxmlformats.org/drawingml/2006/wordprocessingDrawing" xmlns:w10="urn:schemas-microsoft-com:office:word" xmlns:w="http://schemas.openxmlformats.org/wordprocessingml/2006/main" xmlns:w14="http://schemas.microsoft.com/office/word/2010/wordml" xmlns:w15="http://schemas.microsoft.com/office/word/2012/wordml" xmlns:w16cex="http://schemas.microsoft.com/office/word/2018/wordml/cex" xmlns:w16cid="http://schemas.microsoft.com/office/word/2016/wordml/cid" xmlns:w16="http://schemas.microsoft.com/office/word/2018/wordml" xmlns:w16du="http://schemas.microsoft.com/office/word/2023/wordml/word16du" xmlns:w16sdtdh="http://schemas.microsoft.com/office/word/2020/wordml/sdtdatahash" xmlns:w16sdtfl="http://schemas.microsoft.com/office/word/2024/wordml/sdtformatlock" xmlns:w16se="http://schemas.microsoft.com/office/word/2015/wordml/symex" xmlns:wpg="http://schemas.microsoft.com/office/word/2010/wordprocessingGroup" xmlns:wpi="http://schemas.microsoft.com/office/word/2010/wordprocessingInk" xmlns:wne="http://schemas.microsoft.com/office/word/2006/wordml" xmlns:wps="http://schemas.microsoft.com/office/word/2010/wordprocessingShape" mc:Ignorable="w14 w15 w16se w16cid w16 w16cex w16sdtdh w16sdtfl w16du wp14">
   <w:body>
     <w:p>
       <w:pPr>
@@ -89,15 +89,37 @@
         <w:jc w:val="both"/>
       </w:pPr>
       <w:r>
-        <w:t xml:space="preserve">IN CONSIDERATION of Union Bank of India (hereinafter called "the Bank") at the request of {{BORROWER_NAME}} (hereinafter called "the Borrower" more fully described in Schedule I hereunder, which expression shall include its heirs, administrators, executors, Trustees, members, Survivor(s) and Successors-in-interest as the case may be, unless repugnant to the context thereto) opening and/or continuing in the books of the Bank a Banking Account or Accounts of the Borrower and from time to time at the request of the Borrower giving him such advances as he may require and the Bank may be willing to make to the extent of Rs. {{LOAN_AMOUNT_FIGURE}} (say {{LOAN_AMOUNT_WORDS}}) it is hereby agreed between the Bank and the Borrower as </w:t>
-      </w:r>
-      <w:proofErr w:type="gramStart"/>
-      <w:r>
-        <w:t>follows:-</w:t>
-      </w:r>
-      <w:proofErr w:type="gramEnd"/>
-      <w:r>
-        <w:t xml:space="preserve"> </w:t>
+        <w:t xml:space="preserve">IN CONSIDERATION of Union Bank of India (hereinafter called "the Bank") at the request of </w:t>
+      </w:r>
+      <w:r>
+        <w:rPr>
+          <w:b/>
+          <w:bCs/>
+        </w:rPr>
+        <w:t>{{BORROWER_NAME}}</w:t>
+      </w:r>
+      <w:r>
+        <w:t xml:space="preserve"> (hereinafter called "the Borrower" more fully described in Schedule I hereunder, which expression shall include its heirs, administrators, executors, Trustees, members, Survivor(s) and Successors-in-interest as the case may be, unless repugnant to the context thereto) opening and/or continuing in the books of the Bank a Banking Account or Accounts of the Borrower and from time to time at the request of the Borrower giving him such advances as he may require and the Bank may be willing to make to the extent of Rs. </w:t>
+      </w:r>
+      <w:r>
+        <w:rPr>
+          <w:b/>
+          <w:bCs/>
+        </w:rPr>
+        <w:t>{{LOAN_AMOUNT_FIGURE}}</w:t>
+      </w:r>
+      <w:r>
+        <w:t xml:space="preserve"> (say </w:t>
+      </w:r>
+      <w:r>
+        <w:rPr>
+          <w:b/>
+          <w:bCs/>
+        </w:rPr>
+        <w:t>{{LOAN_AMOUNT_WORDS}}</w:t>
+      </w:r>
+      <w:r>
+        <w:t xml:space="preserve">) it is hereby agreed between the Bank and the Borrower as follows:- </w:t>
       </w:r>
     </w:p>
     <w:p>
@@ -109,7 +131,37 @@
         <w:jc w:val="both"/>
       </w:pPr>
       <w:r>
-        <w:t xml:space="preserve">That the Borrower agrees that upon his/their request Bank has sanctioned an advance/ limit aggregating to Rs. {{LOAN_AMOUNT_FIGURE}} upon the terms &amp; conditions conveyed to the Borrower by the Bank vide Sanction Letter No {{SANCTION_LETTER_NO}} dated {{SANCTION_DATE}} and those terms &amp; conditions shall be treated as part and parcel of this Agreement. </w:t>
+        <w:t xml:space="preserve">That the Borrower agrees that upon his/their request Bank has sanctioned an advance/ limit aggregating to Rs. </w:t>
+      </w:r>
+      <w:r>
+        <w:rPr>
+          <w:b/>
+          <w:bCs/>
+        </w:rPr>
+        <w:t>{{LOAN_AMOUNT_FIGURE}}</w:t>
+      </w:r>
+      <w:r>
+        <w:t xml:space="preserve"> upon the terms &amp; conditions conveyed to the Borrower by the Bank vide Sanction Letter No </w:t>
+      </w:r>
+      <w:r>
+        <w:rPr>
+          <w:b/>
+          <w:bCs/>
+        </w:rPr>
+        <w:t>{{SANCTION_LETTER_NO}}</w:t>
+      </w:r>
+      <w:r>
+        <w:t xml:space="preserve"> dated </w:t>
+      </w:r>
+      <w:r>
+        <w:rPr>
+          <w:b/>
+          <w:bCs/>
+        </w:rPr>
+        <w:t>{{SANCTION_DATE}}</w:t>
+      </w:r>
+      <w:r>
+        <w:t xml:space="preserve"> and those terms &amp; conditions shall be treated as part and parcel of this Agreement. </w:t>
       </w:r>
     </w:p>
     <w:p>
@@ -121,15 +173,31 @@
         <w:jc w:val="both"/>
       </w:pPr>
       <w:r>
-        <w:t>That the Borrower hereby hypothecates in favour of the Bank the goods described in general terms in the Schedule II hereto (hereinafter referred to as "the hypothecated goods") which expression shall include (whether specifically mentioned in the Schedule II or otherwise) all raw materials, semi-finished goods and finished goods, products and moveable property of any kind belonging to the Borrower which now or hereinafter from time to time during this security shall be brought in, stored or to be in or about the Borrower's premises OR godown/s at {{</w:t>
-      </w:r>
-      <w:proofErr w:type="spellStart"/>
-      <w:r>
-        <w:t>BORROWER_PREMISESorGODOWN_ADDRESS</w:t>
-      </w:r>
-      <w:proofErr w:type="spellEnd"/>
-      <w:r>
-        <w:t xml:space="preserve">}} or in the godown/s or premises hired by the Borrower for storing them and/or in transit or which may be made to the Borrower or any one or more of them whether alone or jointly on any account current or otherwise and for any liability on bills discounted or held by the Bank at the Borrower's request or bearing the Borrower's name and also for other liability on the Borrower's part to the Bank incurred or which may be incurred at the Borrower's request on any account whatsoever (including monies owing from a survivor or survivors on any joint account) and whether as principal debtor, surety or guarantor, together with interest and all customary charges thereon. </w:t>
+        <w:t xml:space="preserve">That the Borrower hereby hypothecates in favour of the Bank the goods described in general terms in the Schedule II hereto (hereinafter referred to as "the hypothecated goods") which expression shall include (whether specifically mentioned in the Schedule II or otherwise) all raw materials, semi-finished goods and finished goods, products and moveable property of any kind belonging to the Borrower which now or hereinafter from time to time during this security shall be brought in, stored or to be in or about the Borrower's premises OR godown/s at </w:t>
+      </w:r>
+      <w:r>
+        <w:rPr>
+          <w:b/>
+          <w:bCs/>
+        </w:rPr>
+        <w:t>{{BORROWER_PREMISES</w:t>
+      </w:r>
+      <w:r>
+        <w:rPr>
+          <w:b/>
+          <w:bCs/>
+        </w:rPr>
+        <w:t>_OR_</w:t>
+      </w:r>
+      <w:r>
+        <w:rPr>
+          <w:b/>
+          <w:bCs/>
+        </w:rPr>
+        <w:t>GODOWN_ADDRESS}}</w:t>
+      </w:r>
+      <w:r>
+        <w:t xml:space="preserve"> or in the godown/s or premises hired by the Borrower for storing them and/or in transit or which may be made to the Borrower or any one or more of them whether alone or jointly on any account current or otherwise and for any liability on bills discounted or held by the Bank at the Borrower's request or bearing the Borrower's name and also for other liability on the Borrower's part to the Bank incurred or which may be incurred at the Borrower's request on any account whatsoever (including monies owing from a survivor or survivors on any joint account) and whether as principal debtor, surety or guarantor, together with interest and all customary charges thereon. </w:t>
       </w:r>
     </w:p>
     <w:p>
@@ -141,11 +209,8 @@
         <w:jc w:val="both"/>
       </w:pPr>
       <w:r>
-        <w:t xml:space="preserve">That the hypothecated goods and realisation therefrom and insurance proceeds shall be held in trust for and on account of the Bank and specially appropriated to </w:t>
-      </w:r>
-      <w:r>
         <w:lastRenderedPageBreak/>
-        <w:t xml:space="preserve">this security as Bank's exclusive security and the Borrower shall not create any mortgage, charge, lien or encumbrance affecting them or any part thereof nor do anything which would prejudice this security and the Borrower shall not part with the hypothecated goods save by way of sale in the ordinary course of the Borrower's business and as hereinafter provided, nor shall any sale be made after prohibition in writing by the Bank against selling. </w:t>
+        <w:t xml:space="preserve">That the hypothecated goods and realisation therefrom and insurance proceeds shall be held in trust for and on account of the Bank and specially appropriated to this security as Bank's exclusive security and the Borrower shall not create any mortgage, charge, lien or encumbrance affecting them or any part thereof nor do anything which would prejudice this security and the Borrower shall not part with the hypothecated goods save by way of sale in the ordinary course of the Borrower's business and as hereinafter provided, nor shall any sale be made after prohibition in writing by the Bank against selling. </w:t>
       </w:r>
     </w:p>
     <w:p>
@@ -193,19 +258,11 @@
         <w:jc w:val="both"/>
       </w:pPr>
       <w:r>
-        <w:t xml:space="preserve">That all the hypothecated goods, the subject of this Agreement, shall be insured by the Borrower against fire and theft or any other risk as may be necessary and required by the Bank in its discretion in the joint names of the Borrower and the Bank with some insurance company/companies approved by the Bank to the extent of at least 10% in excess of the invoice value or the market value whichever is less of the hypothecated goods and that the Cover Note/s or the Insurance Policy/policies, certificate/s shall be delivered to the Bank. If the Borrower fails to </w:t>
-      </w:r>
-      <w:proofErr w:type="gramStart"/>
-      <w:r>
-        <w:t>effect</w:t>
-      </w:r>
-      <w:proofErr w:type="gramEnd"/>
-      <w:r>
-        <w:t xml:space="preserve"> such insurance the Bank may (without being bound to do so and at its discretion) insure the said hypothecated goods against fire and theft or any other risk as may be deemed necessary by the Bank in such joint names and debit the premium and other expenses to such account or accounts as aforesaid as the case may be. The Borrower expressly agrees that the Bank would be entitled to adjust, settle, compromise or refer to arbitration any dispute between the insurance Company and the insured arising under or in connection with such Cover Note/s or policy/Policies and Certificate/s or under any claim made thereunder and to give valid receipt thereof and the amount so received shall be credited in the account having reference to the said goods in respect of which </w:t>
+        <w:t xml:space="preserve">That all the hypothecated goods, the subject of this Agreement, shall be insured by the Borrower against fire and theft or any other risk as may be necessary and required by the Bank in its discretion in the joint names of the Borrower and the Bank with some insurance company/companies approved by the Bank to the extent of at least 10% in excess of the invoice value or the market value whichever is less of the hypothecated goods and that the Cover Note/s or the Insurance Policy/policies, certificate/s shall be delivered to the Bank. If the Borrower fails to effect such insurance the Bank may (without being bound to do so and at its discretion) insure the said hypothecated goods against fire and theft or any other risk as may be deemed necessary by the Bank in such joint names and debit the premium and other expenses to such account or accounts as aforesaid as the case may be. The Borrower expressly agrees that the Bank would be entitled to adjust, settle, compromise or refer to arbitration any dispute between the insurance Company and the insured arising under or in connection with such Cover Note/s or policy/Policies and Certificate/s or under any claim made </w:t>
       </w:r>
       <w:r>
         <w:lastRenderedPageBreak/>
-        <w:t xml:space="preserve">such amount is received and that the Borrower shall not raise any question that a larger sum might or ought to have been received or be entitled to dispute his liability for the balance remaining due on such account after such credit. </w:t>
+        <w:t xml:space="preserve">thereunder and to give valid receipt thereof and the amount so received shall be credited in the account having reference to the said goods in respect of which such amount is received and that the Borrower shall not raise any question that a larger sum might or ought to have been received or be entitled to dispute his liability for the balance remaining due on such account after such credit. </w:t>
       </w:r>
     </w:p>
     <w:p>
@@ -236,13 +293,56 @@
       <w:pPr>
         <w:jc w:val="both"/>
       </w:pPr>
-      <w:proofErr w:type="spellStart"/>
-      <w:r>
-        <w:t>i</w:t>
-      </w:r>
-      <w:proofErr w:type="spellEnd"/>
-      <w:r>
-        <w:t xml:space="preserve">) {{INTEREST_RATE}} percentage per annum with {{INTEREST_RESTS}} rests </w:t>
+      <w:r>
+        <w:t xml:space="preserve">i) </w:t>
+      </w:r>
+      <w:r>
+        <w:rPr>
+          <w:b/>
+          <w:bCs/>
+        </w:rPr>
+        <w:t>{{</w:t>
+      </w:r>
+      <w:r>
+        <w:rPr>
+          <w:b/>
+          <w:bCs/>
+        </w:rPr>
+        <w:t>FIXED_</w:t>
+      </w:r>
+      <w:r>
+        <w:rPr>
+          <w:b/>
+          <w:bCs/>
+        </w:rPr>
+        <w:t>INTEREST_RATE}}</w:t>
+      </w:r>
+      <w:r>
+        <w:t xml:space="preserve"> percentage per annum with </w:t>
+      </w:r>
+      <w:r>
+        <w:rPr>
+          <w:b/>
+          <w:bCs/>
+        </w:rPr>
+        <w:t>{{</w:t>
+      </w:r>
+      <w:r>
+        <w:rPr>
+          <w:b/>
+          <w:bCs/>
+        </w:rPr>
+        <w:t>FIXED_</w:t>
+      </w:r>
+      <w:r>
+        <w:rPr>
+          <w:b/>
+          <w:bCs/>
+        </w:rPr>
+        <w:t>INTEREST_RESTS}}</w:t>
+      </w:r>
+      <w:r>
+        <w:t xml:space="preserve"> rests </w:t>
       </w:r>
     </w:p>
     <w:p>
@@ -269,16 +369,54 @@
         <w:t xml:space="preserve">ii) </w:t>
       </w:r>
       <w:r>
-        <w:t xml:space="preserve">{{MCLR_RATE}} </w:t>
-      </w:r>
-      <w:r>
-        <w:t>% per annum being the applicable Bank's lending rate / 1 yr/2Yr/3Yr/6M/3M/1M/Overnight MCLR rate which is {{MCLR_CURRENT_RATE}} % per annum at present plus spread of {{</w:t>
-      </w:r>
-      <w:r>
-        <w:t>MCLR_</w:t>
-      </w:r>
-      <w:r>
-        <w:t xml:space="preserve">SPREAD_RATE}} % per monthly/quarterly/half Yearly / Annual rests </w:t>
+        <w:rPr>
+          <w:b/>
+          <w:bCs/>
+        </w:rPr>
+        <w:t>{{MCLR</w:t>
+      </w:r>
+      <w:r>
+        <w:rPr>
+          <w:b/>
+          <w:bCs/>
+        </w:rPr>
+        <w:t>_APPLICABLE</w:t>
+      </w:r>
+      <w:r>
+        <w:rPr>
+          <w:b/>
+          <w:bCs/>
+        </w:rPr>
+        <w:t>_RATE}}</w:t>
+      </w:r>
+      <w:r>
+        <w:t xml:space="preserve"> % per annum being the applicable Bank's lending rate/ 1 yr/2Yr/3Yr/6M/3M/1M/Overnight </w:t>
+      </w:r>
+      <w:r>
+        <w:t xml:space="preserve">- </w:t>
+      </w:r>
+      <w:r>
+        <w:t xml:space="preserve">MCLR rate which is </w:t>
+      </w:r>
+      <w:r>
+        <w:rPr>
+          <w:b/>
+          <w:bCs/>
+        </w:rPr>
+        <w:t>{{MCLR_CURRENT_RATE}}</w:t>
+      </w:r>
+      <w:r>
+        <w:t xml:space="preserve"> % per annum at present plus spread of </w:t>
+      </w:r>
+      <w:r>
+        <w:rPr>
+          <w:b/>
+          <w:bCs/>
+        </w:rPr>
+        <w:t xml:space="preserve">{{MCLR_SPREAD_RATE}} </w:t>
+      </w:r>
+      <w:r>
+        <w:t xml:space="preserve">% per monthly/quarterly/Half Yearly / Annual rests </w:t>
       </w:r>
     </w:p>
     <w:p>
@@ -302,22 +440,79 @@
         <w:jc w:val="both"/>
       </w:pPr>
       <w:r>
-        <w:t>iii) {{INTEREST_RATE}} % per annum being EBLR rate (comprising of RBI Repo Rate and Spread) which is {{EBLR_RATE}} % per annum at present plus Premium of {{</w:t>
-      </w:r>
-      <w:r>
+        <w:t xml:space="preserve">iii) </w:t>
+      </w:r>
+      <w:r>
+        <w:rPr>
+          <w:b/>
+          <w:bCs/>
+        </w:rPr>
+        <w:t>{{</w:t>
+      </w:r>
+      <w:r>
+        <w:rPr>
+          <w:b/>
+          <w:bCs/>
+        </w:rPr>
+        <w:t>EBLR_APPLICABLE</w:t>
+      </w:r>
+      <w:r>
+        <w:rPr>
+          <w:b/>
+          <w:bCs/>
+        </w:rPr>
+        <w:t>_RATE}}</w:t>
+      </w:r>
+      <w:r>
+        <w:t xml:space="preserve"> % per annum being EBLR rate (comprising of RBI Repo Rate and Spread) which is </w:t>
+      </w:r>
+      <w:r>
+        <w:rPr>
+          <w:b/>
+          <w:bCs/>
+        </w:rPr>
+        <w:t>{{EBLR</w:t>
+      </w:r>
+      <w:r>
+        <w:rPr>
+          <w:b/>
+          <w:bCs/>
+        </w:rPr>
+        <w:t>_CURRENT</w:t>
+      </w:r>
+      <w:r>
+        <w:rPr>
+          <w:b/>
+          <w:bCs/>
+        </w:rPr>
+        <w:t>_RATE}}</w:t>
+      </w:r>
+      <w:r>
+        <w:t xml:space="preserve"> % per annum at present plus Premium of </w:t>
+      </w:r>
+      <w:r>
+        <w:rPr>
+          <w:b/>
+          <w:bCs/>
+        </w:rPr>
+        <w:t>{{</w:t>
+      </w:r>
+      <w:r>
+        <w:rPr>
+          <w:b/>
+          <w:bCs/>
+        </w:rPr>
         <w:t>EBLR_</w:t>
       </w:r>
       <w:r>
-        <w:t>PREMIUM_RATE}} % at present compounded monthly/quarterly/half Yearly / annually ("</w:t>
-      </w:r>
-      <w:r>
-        <w:rPr>
-          <w:u w:val="single"/>
-        </w:rPr>
-        <w:t>Spread" means the rate chargeable to the Borrower by the Bank to cover its costs and shall comprise of operating cost and capital charge. "Premium" means the rate chargeable to the Borrower by the Bank based on the yearly credit assessment/rating of the Borrower and shall comprises of credit risk premium and strategic premium</w:t>
-      </w:r>
-      <w:r>
-        <w:t xml:space="preserve">) </w:t>
+        <w:rPr>
+          <w:b/>
+          <w:bCs/>
+        </w:rPr>
+        <w:t xml:space="preserve">PREMIUM_RATE}} </w:t>
+      </w:r>
+      <w:r>
+        <w:t xml:space="preserve">% at present compounded monthly/quarterly/half yearly/annually ("Spread" means the rate chargeable to the Borrower by the Bank to cover its costs and shall comprise of operating cost and capital charge. "Premium" means the rate chargeable to the Borrower by the Bank based on the yearly credit assessment/rating of the Borrower and shall comprises of credit risk premium and strategic premium) </w:t>
       </w:r>
     </w:p>
     <w:p>
@@ -356,11 +551,8 @@
         <w:jc w:val="both"/>
       </w:pPr>
       <w:r>
-        <w:t xml:space="preserve">at such other revised rate/s as may be prescribed by the Bank from time to time depending upon the changes in the interest Rate of the Bank or the directives of Reserve </w:t>
-      </w:r>
-      <w:r>
         <w:lastRenderedPageBreak/>
-        <w:t xml:space="preserve">Bank of India from time to time or the policy of the Bank on advances, such interest to be payable, whether actually debited to the account or not, and until so paid shall form part of the advance/s granted by the Bank to the Borrower and the Borrower agrees to execute necessary Promissory notes and/or debit balance confirmations accordingly from time to time. </w:t>
+        <w:t xml:space="preserve">at such other revised rate/s as may be prescribed by the Bank from time to time depending upon the changes in the interest Rate of the Bank or the directives of Reserve Bank of India from time to time or the policy of the Bank on advances, such interest to be payable, whether actually debited to the account or not, and until so paid shall form part of the advance/s granted by the Bank to the Borrower and the Borrower agrees to execute necessary Promissory notes and/or debit balance confirmations accordingly from time to time. </w:t>
       </w:r>
     </w:p>
     <w:p>
@@ -376,15 +568,7 @@
         <w:jc w:val="both"/>
       </w:pPr>
       <w:r>
-        <w:t xml:space="preserve">(c)Provided further that, without prejudice to the Bank's other rights and remedies, the Bank shall also be entitled to charge, in its discretion, penal charges as specified in the sanction letter for each default subject to maximum of 2% p.a. plus applicable taxes from the date of such default till regularising or clearing the account/s in full as the case may </w:t>
-      </w:r>
-      <w:proofErr w:type="gramStart"/>
-      <w:r>
-        <w:t>be..</w:t>
-      </w:r>
-      <w:proofErr w:type="gramEnd"/>
-      <w:r>
-        <w:t xml:space="preserve"> </w:t>
+        <w:t xml:space="preserve">(c)Provided further that, without prejudice to the Bank's other rights and remedies, the Bank shall also be entitled to charge, in its discretion, penal charges as specified in the sanction letter for each default subject to maximum of 2% p.a. plus applicable taxes from the date of such default till regularising or clearing the account/s in full as the case may be.. </w:t>
       </w:r>
     </w:p>
     <w:p>
@@ -408,7 +592,11 @@
         <w:jc w:val="both"/>
       </w:pPr>
       <w:r>
-        <w:t xml:space="preserve">That in default of such payment as aforesaid and/or on failure of the Borrower to furnish to the Bank the stock statements and/or margin money as referred to in clause 7 above, the Bank and their officers and Agents shall be entitled at any time as if absolute owners and without notice to the Borrower to enter and remain at any place where the hypothecated goods shall be and to take possession of, recover and receive the same and/or appoint any officer or officers of the Bank as Receiver or Receivers of the hypothecated goods and/or sell by public auction or private contract or otherwise dispose of or deal with all or any part of the hypothecated goods and to enforce, realise, settle, compromise and deal with any of the rights aforesaid without being liable for any loss in the exercise thereof and without prejudice to the Bank's rights and remedies of suit against the Borrower and to apply the net proceeds of such sale in or towards liquidation of the balance due to the Bank. The Borrower hereby agrees to accept the Bank's account of sales, realisation and to pay any shortfall or deficiency therein shown. </w:t>
+        <w:t xml:space="preserve">That in default of such payment as aforesaid and/or on failure of the Borrower to furnish to the Bank the stock statements and/or margin money as referred to in clause 7 above, the Bank and their officers and Agents shall be entitled at any time as if absolute owners and without notice to the Borrower to enter and remain at any place where the hypothecated goods shall be and to take possession of, recover and receive the same and/or appoint any officer or officers of the Bank as Receiver or Receivers of the hypothecated goods and/or sell by public auction or private contract or otherwise dispose of or deal with all or any part of the hypothecated goods and to enforce, realise, settle, compromise and deal with any of the rights aforesaid without being liable for any loss in the exercise thereof and without prejudice to the Bank's rights and remedies of suit against the Borrower and to apply the net proceeds of such sale in or towards liquidation of the balance </w:t>
+      </w:r>
+      <w:r>
+        <w:lastRenderedPageBreak/>
+        <w:t xml:space="preserve">due to the Bank. The Borrower hereby agrees to accept the Bank's account of sales, realisation and to pay any shortfall or deficiency therein shown. </w:t>
       </w:r>
     </w:p>
     <w:p>
@@ -420,7 +608,6 @@
         <w:jc w:val="both"/>
       </w:pPr>
       <w:r>
-        <w:lastRenderedPageBreak/>
         <w:t xml:space="preserve">That if the net sum realised by such sale be insufficient to cover the balance then due to the Bank, the Bank shall be at liberty to apply any other monies or money in the hands of the Bank standing to the credit of or belonging to the Borrower in or towards payment of the balance for the time being to the Bank and in the event of there not being any such money or monies as aforesaid in the hands of the Bank or in the event of such money or monies being insufficient for the discharge in full of such balance the Borrower promises and agrees forthwith on production of the account prepared and signed as hereinafter provided to any further balance which may appear to be due by the Borrower thereon PROVIDED ALWAYS that nothing herein contained shall be deemed to negative, qualify or otherwise prejudicially affect the right of the Bank (which it is hereby expressly agreed the bank shall have) to recover from the Borrower the balance for the time being remaining due from the Borrower to the Bank upon the said Accounts notwithstanding that all or any of the said hypothecated goods may not have been realised. </w:t>
       </w:r>
     </w:p>
@@ -457,11 +644,21 @@
         <w:jc w:val="both"/>
       </w:pPr>
       <w:r>
-        <w:t xml:space="preserve">That this Agreement is to operate as security for the ultimate balance or aggregate balances with interest and/or charges thereon to become payable upon the said account or accounts as aforesaid and the said account or accounts is/are not considered to be closed for the purpose of this security and the security is not to be considered exhausted merely by reason of the said account or accounts or either or any of them being brought to credit at any time or from time to time or of </w:t>
+        <w:t xml:space="preserve">That this Agreement is to operate as security for the ultimate balance or aggregate balances with interest and/or charges thereon to become payable upon the said account or accounts as aforesaid and the said account or accounts is/are not considered to be closed for the purpose of this security and the security is not to </w:t>
       </w:r>
       <w:r>
         <w:lastRenderedPageBreak/>
-        <w:t xml:space="preserve">the Borrower having drawn to the full extent of the aforesaid sum of Rs. {{LOAN_AMOUNT_FIGURE}} if afterwards an account or accounts is/are opened by the payment to credit, and if the whole of the bank's advances shall be repaid and the whole of the security be withdrawn the account or accounts or either or any of them may nevertheless at any time before such account or accounts has or have been closed be continued under this Agreement upon security as aforesaid being again furnished / continued. </w:t>
+        <w:t xml:space="preserve">be considered exhausted merely by reason of the said account or accounts or either or any of them being brought to credit at any time or from time to time or of the Borrower having drawn to the full extent of the aforesaid sum of Rs. </w:t>
+      </w:r>
+      <w:r>
+        <w:rPr>
+          <w:b/>
+          <w:bCs/>
+        </w:rPr>
+        <w:t>{{LOAN_AMOUNT_FIGURE}}</w:t>
+      </w:r>
+      <w:r>
+        <w:t xml:space="preserve"> if afterwards an account or accounts is/are opened by the payment to credit, and if the whole of the bank's advances shall be repaid and the whole of the security be withdrawn the account or accounts or either or any of them may nevertheless at any time before such account or accounts has or have been closed be continued under this Agreement upon security as aforesaid being again furnished / continued. </w:t>
       </w:r>
     </w:p>
     <w:p>
@@ -521,11 +718,8 @@
         <w:jc w:val="both"/>
       </w:pPr>
       <w:r>
-        <w:t xml:space="preserve">The Borrower further agrees that if the advance is eligible for the cover of the Credit Guarantee Fund Scheme formulated by Small Industries Development Bank of </w:t>
-      </w:r>
-      <w:r>
         <w:lastRenderedPageBreak/>
-        <w:t xml:space="preserve">India or any other such Scheme formulated by Government of India, the Borrower agrees to pay the guarantee fee and annual service fee thereon and in the absence of such payment Bank may debit the current or cash credit account of the Borrower for the said amount/s and it is further agreed that such payment/debit shall not reduce the liability of the Borrower under these Presents nor the Borrower shall be entitled to claim or receive any benefit thereof or to dispute its liability on the ground that the Bank has received any benefit thereunder. </w:t>
+        <w:t xml:space="preserve">The Borrower further agrees that if the advance is eligible for the cover of the Credit Guarantee Fund Scheme formulated by Small Industries Development Bank of India or any other such Scheme formulated by Government of India, the Borrower agrees to pay the guarantee fee and annual service fee thereon and in the absence of such payment Bank may debit the current or cash credit account of the Borrower for the said amount/s and it is further agreed that such payment/debit shall not reduce the liability of the Borrower under these Presents nor the Borrower shall be entitled to claim or receive any benefit thereof or to dispute its liability on the ground that the Bank has received any benefit thereunder. </w:t>
       </w:r>
     </w:p>
     <w:p>
@@ -652,15 +846,7 @@
         <w:jc w:val="both"/>
       </w:pPr>
       <w:r>
-        <w:t xml:space="preserve">Email: </w:t>
-      </w:r>
-      <w:proofErr w:type="spellStart"/>
-      <w:r>
-        <w:t>cgo@unionbankofindia.bank</w:t>
-      </w:r>
-      <w:proofErr w:type="spellEnd"/>
-      <w:r>
-        <w:t xml:space="preserve"> </w:t>
+        <w:t xml:space="preserve">Email: cgo@unionbankofindia.bank </w:t>
       </w:r>
     </w:p>
     <w:p>
@@ -1705,21 +1891,12 @@
           <w:bCs/>
         </w:rPr>
       </w:pPr>
-      <w:proofErr w:type="spellStart"/>
-      <w:r>
-        <w:rPr>
-          <w:b/>
-          <w:bCs/>
-        </w:rPr>
-        <w:t>i</w:t>
-      </w:r>
-      <w:proofErr w:type="spellEnd"/>
-      <w:r>
-        <w:rPr>
-          <w:b/>
-          <w:bCs/>
-        </w:rPr>
-        <w:t>) {{HYPOTHECATED_GOODS_1}}</w:t>
+      <w:r>
+        <w:rPr>
+          <w:b/>
+          <w:bCs/>
+        </w:rPr>
+        <w:t>i) {{HYPOTHECATED_GOODS_1}}</w:t>
       </w:r>
     </w:p>
     <w:p>
@@ -1881,7 +2058,7 @@
 </file>
 
 <file path=word/endnotes.xml><?xml version="1.0" encoding="utf-8"?>
-<w:endnotes xmlns:wpc="http://schemas.microsoft.com/office/word/2010/wordprocessingCanvas" xmlns:cx="http://schemas.microsoft.com/office/drawing/2014/chartex" xmlns:cx1="http://schemas.microsoft.com/office/drawing/2015/9/8/chartex" xmlns:cx2="http://schemas.microsoft.com/office/drawing/2015/10/21/chartex" xmlns:cx3="http://schemas.microsoft.com/office/drawing/2016/5/9/chartex" xmlns:cx4="http://schemas.microsoft.com/office/drawing/2016/5/10/chartex" xmlns:cx5="http://schemas.microsoft.com/office/drawing/2016/5/11/chartex" xmlns:cx6="http://schemas.microsoft.com/office/drawing/2016/5/12/chartex" xmlns:cx7="http://schemas.microsoft.com/office/drawing/2016/5/13/chartex" xmlns:cx8="http://schemas.microsoft.com/office/drawing/2016/5/14/chartex" xmlns:mc="http://schemas.openxmlformats.org/markup-compatibility/2006" xmlns:aink="http://schemas.microsoft.com/office/drawing/2016/ink" xmlns:am3d="http://schemas.microsoft.com/office/drawing/2017/model3d" xmlns:o="urn:schemas-microsoft-com:office:office" xmlns:oel="http://schemas.microsoft.com/office/2019/extlst" xmlns:r="http://schemas.openxmlformats.org/officeDocument/2006/relationships" xmlns:m="http://schemas.openxmlformats.org/officeDocument/2006/math" xmlns:v="urn:schemas-microsoft-com:vml" xmlns:wp14="http://schemas.microsoft.com/office/word/2010/wordprocessingDrawing" xmlns:wp="http://schemas.openxmlformats.org/drawingml/2006/wordprocessingDrawing" xmlns:w10="urn:schemas-microsoft-com:office:word" xmlns:w="http://schemas.openxmlformats.org/wordprocessingml/2006/main" xmlns:w14="http://schemas.microsoft.com/office/word/2010/wordml" xmlns:w15="http://schemas.microsoft.com/office/word/2012/wordml" xmlns:w16cei="http://schemas.microsoft.com/office/word/2026/wordml/cei" xmlns:w16cex="http://schemas.microsoft.com/office/word/2018/wordml/cex" xmlns:w16cid="http://schemas.microsoft.com/office/word/2016/wordml/cid" xmlns:w16="http://schemas.microsoft.com/office/word/2018/wordml" xmlns:w16du="http://schemas.microsoft.com/office/word/2023/wordml/word16du" xmlns:w16sdtdh="http://schemas.microsoft.com/office/word/2020/wordml/sdtdatahash" xmlns:w16sdtfl="http://schemas.microsoft.com/office/word/2024/wordml/sdtformatlock" xmlns:w16se="http://schemas.microsoft.com/office/word/2015/wordml/symex" xmlns:wpg="http://schemas.microsoft.com/office/word/2010/wordprocessingGroup" xmlns:wpi="http://schemas.microsoft.com/office/word/2010/wordprocessingInk" xmlns:wne="http://schemas.microsoft.com/office/word/2006/wordml" xmlns:wps="http://schemas.microsoft.com/office/word/2010/wordprocessingShape" mc:Ignorable="w14 w15 w16se w16cid w16 w16cex w16sdtdh w16sdtfl w16du wp14">
+<w:endnotes xmlns:wpc="http://schemas.microsoft.com/office/word/2010/wordprocessingCanvas" xmlns:cx="http://schemas.microsoft.com/office/drawing/2014/chartex" xmlns:cx1="http://schemas.microsoft.com/office/drawing/2015/9/8/chartex" xmlns:cx2="http://schemas.microsoft.com/office/drawing/2015/10/21/chartex" xmlns:cx3="http://schemas.microsoft.com/office/drawing/2016/5/9/chartex" xmlns:cx4="http://schemas.microsoft.com/office/drawing/2016/5/10/chartex" xmlns:cx5="http://schemas.microsoft.com/office/drawing/2016/5/11/chartex" xmlns:cx6="http://schemas.microsoft.com/office/drawing/2016/5/12/chartex" xmlns:cx7="http://schemas.microsoft.com/office/drawing/2016/5/13/chartex" xmlns:cx8="http://schemas.microsoft.com/office/drawing/2016/5/14/chartex" xmlns:mc="http://schemas.openxmlformats.org/markup-compatibility/2006" xmlns:aink="http://schemas.microsoft.com/office/drawing/2016/ink" xmlns:am3d="http://schemas.microsoft.com/office/drawing/2017/model3d" xmlns:o="urn:schemas-microsoft-com:office:office" xmlns:oel="http://schemas.microsoft.com/office/2019/extlst" xmlns:r="http://schemas.openxmlformats.org/officeDocument/2006/relationships" xmlns:m="http://schemas.openxmlformats.org/officeDocument/2006/math" xmlns:v="urn:schemas-microsoft-com:vml" xmlns:wp14="http://schemas.microsoft.com/office/word/2010/wordprocessingDrawing" xmlns:wp="http://schemas.openxmlformats.org/drawingml/2006/wordprocessingDrawing" xmlns:w10="urn:schemas-microsoft-com:office:word" xmlns:w="http://schemas.openxmlformats.org/wordprocessingml/2006/main" xmlns:w14="http://schemas.microsoft.com/office/word/2010/wordml" xmlns:w15="http://schemas.microsoft.com/office/word/2012/wordml" xmlns:w16cex="http://schemas.microsoft.com/office/word/2018/wordml/cex" xmlns:w16cid="http://schemas.microsoft.com/office/word/2016/wordml/cid" xmlns:w16="http://schemas.microsoft.com/office/word/2018/wordml" xmlns:w16du="http://schemas.microsoft.com/office/word/2023/wordml/word16du" xmlns:w16sdtdh="http://schemas.microsoft.com/office/word/2020/wordml/sdtdatahash" xmlns:w16sdtfl="http://schemas.microsoft.com/office/word/2024/wordml/sdtformatlock" xmlns:w16se="http://schemas.microsoft.com/office/word/2015/wordml/symex" xmlns:wpg="http://schemas.microsoft.com/office/word/2010/wordprocessingGroup" xmlns:wpi="http://schemas.microsoft.com/office/word/2010/wordprocessingInk" xmlns:wne="http://schemas.microsoft.com/office/word/2006/wordml" xmlns:wps="http://schemas.microsoft.com/office/word/2010/wordprocessingShape" mc:Ignorable="w14 w15 w16se w16cid w16 w16cex w16sdtdh w16sdtfl w16du wp14">
   <w:endnote w:type="separator" w:id="-1">
     <w:p>
       <w:pPr>
@@ -1906,7 +2083,7 @@
 </file>
 
 <file path=word/footer1.xml><?xml version="1.0" encoding="utf-8"?>
-<w:ftr xmlns:wpc="http://schemas.microsoft.com/office/word/2010/wordprocessingCanvas" xmlns:cx="http://schemas.microsoft.com/office/drawing/2014/chartex" xmlns:cx1="http://schemas.microsoft.com/office/drawing/2015/9/8/chartex" xmlns:cx2="http://schemas.microsoft.com/office/drawing/2015/10/21/chartex" xmlns:cx3="http://schemas.microsoft.com/office/drawing/2016/5/9/chartex" xmlns:cx4="http://schemas.microsoft.com/office/drawing/2016/5/10/chartex" xmlns:cx5="http://schemas.microsoft.com/office/drawing/2016/5/11/chartex" xmlns:cx6="http://schemas.microsoft.com/office/drawing/2016/5/12/chartex" xmlns:cx7="http://schemas.microsoft.com/office/drawing/2016/5/13/chartex" xmlns:cx8="http://schemas.microsoft.com/office/drawing/2016/5/14/chartex" xmlns:mc="http://schemas.openxmlformats.org/markup-compatibility/2006" xmlns:aink="http://schemas.microsoft.com/office/drawing/2016/ink" xmlns:am3d="http://schemas.microsoft.com/office/drawing/2017/model3d" xmlns:o="urn:schemas-microsoft-com:office:office" xmlns:oel="http://schemas.microsoft.com/office/2019/extlst" xmlns:r="http://schemas.openxmlformats.org/officeDocument/2006/relationships" xmlns:m="http://schemas.openxmlformats.org/officeDocument/2006/math" xmlns:v="urn:schemas-microsoft-com:vml" xmlns:wp14="http://schemas.microsoft.com/office/word/2010/wordprocessingDrawing" xmlns:wp="http://schemas.openxmlformats.org/drawingml/2006/wordprocessingDrawing" xmlns:w10="urn:schemas-microsoft-com:office:word" xmlns:w="http://schemas.openxmlformats.org/wordprocessingml/2006/main" xmlns:w14="http://schemas.microsoft.com/office/word/2010/wordml" xmlns:w15="http://schemas.microsoft.com/office/word/2012/wordml" xmlns:w16cei="http://schemas.microsoft.com/office/word/2026/wordml/cei" xmlns:w16cex="http://schemas.microsoft.com/office/word/2018/wordml/cex" xmlns:w16cid="http://schemas.microsoft.com/office/word/2016/wordml/cid" xmlns:w16="http://schemas.microsoft.com/office/word/2018/wordml" xmlns:w16du="http://schemas.microsoft.com/office/word/2023/wordml/word16du" xmlns:w16sdtdh="http://schemas.microsoft.com/office/word/2020/wordml/sdtdatahash" xmlns:w16sdtfl="http://schemas.microsoft.com/office/word/2024/wordml/sdtformatlock" xmlns:w16se="http://schemas.microsoft.com/office/word/2015/wordml/symex" xmlns:wpg="http://schemas.microsoft.com/office/word/2010/wordprocessingGroup" xmlns:wpi="http://schemas.microsoft.com/office/word/2010/wordprocessingInk" xmlns:wne="http://schemas.microsoft.com/office/word/2006/wordml" xmlns:wps="http://schemas.microsoft.com/office/word/2010/wordprocessingShape" mc:Ignorable="w14 w15 w16se w16cid w16 w16cex w16sdtdh w16sdtfl w16du wp14">
+<w:ftr xmlns:wpc="http://schemas.microsoft.com/office/word/2010/wordprocessingCanvas" xmlns:cx="http://schemas.microsoft.com/office/drawing/2014/chartex" xmlns:cx1="http://schemas.microsoft.com/office/drawing/2015/9/8/chartex" xmlns:cx2="http://schemas.microsoft.com/office/drawing/2015/10/21/chartex" xmlns:cx3="http://schemas.microsoft.com/office/drawing/2016/5/9/chartex" xmlns:cx4="http://schemas.microsoft.com/office/drawing/2016/5/10/chartex" xmlns:cx5="http://schemas.microsoft.com/office/drawing/2016/5/11/chartex" xmlns:cx6="http://schemas.microsoft.com/office/drawing/2016/5/12/chartex" xmlns:cx7="http://schemas.microsoft.com/office/drawing/2016/5/13/chartex" xmlns:cx8="http://schemas.microsoft.com/office/drawing/2016/5/14/chartex" xmlns:mc="http://schemas.openxmlformats.org/markup-compatibility/2006" xmlns:aink="http://schemas.microsoft.com/office/drawing/2016/ink" xmlns:am3d="http://schemas.microsoft.com/office/drawing/2017/model3d" xmlns:o="urn:schemas-microsoft-com:office:office" xmlns:oel="http://schemas.microsoft.com/office/2019/extlst" xmlns:r="http://schemas.openxmlformats.org/officeDocument/2006/relationships" xmlns:m="http://schemas.openxmlformats.org/officeDocument/2006/math" xmlns:v="urn:schemas-microsoft-com:vml" xmlns:wp14="http://schemas.microsoft.com/office/word/2010/wordprocessingDrawing" xmlns:wp="http://schemas.openxmlformats.org/drawingml/2006/wordprocessingDrawing" xmlns:w10="urn:schemas-microsoft-com:office:word" xmlns:w="http://schemas.openxmlformats.org/wordprocessingml/2006/main" xmlns:w14="http://schemas.microsoft.com/office/word/2010/wordml" xmlns:w15="http://schemas.microsoft.com/office/word/2012/wordml" xmlns:w16cex="http://schemas.microsoft.com/office/word/2018/wordml/cex" xmlns:w16cid="http://schemas.microsoft.com/office/word/2016/wordml/cid" xmlns:w16="http://schemas.microsoft.com/office/word/2018/wordml" xmlns:w16du="http://schemas.microsoft.com/office/word/2023/wordml/word16du" xmlns:w16sdtdh="http://schemas.microsoft.com/office/word/2020/wordml/sdtdatahash" xmlns:w16sdtfl="http://schemas.microsoft.com/office/word/2024/wordml/sdtformatlock" xmlns:w16se="http://schemas.microsoft.com/office/word/2015/wordml/symex" xmlns:wpg="http://schemas.microsoft.com/office/word/2010/wordprocessingGroup" xmlns:wpi="http://schemas.microsoft.com/office/word/2010/wordprocessingInk" xmlns:wne="http://schemas.microsoft.com/office/word/2006/wordml" xmlns:wps="http://schemas.microsoft.com/office/word/2010/wordprocessingShape" mc:Ignorable="w14 w15 w16se w16cid w16 w16cex w16sdtdh w16sdtfl w16du wp14">
   <w:sdt>
     <w:sdtPr>
       <w:id w:val="-1557622846"/>
@@ -1960,7 +2137,7 @@
 </file>
 
 <file path=word/footnotes.xml><?xml version="1.0" encoding="utf-8"?>
-<w:footnotes xmlns:wpc="http://schemas.microsoft.com/office/word/2010/wordprocessingCanvas" xmlns:cx="http://schemas.microsoft.com/office/drawing/2014/chartex" xmlns:cx1="http://schemas.microsoft.com/office/drawing/2015/9/8/chartex" xmlns:cx2="http://schemas.microsoft.com/office/drawing/2015/10/21/chartex" xmlns:cx3="http://schemas.microsoft.com/office/drawing/2016/5/9/chartex" xmlns:cx4="http://schemas.microsoft.com/office/drawing/2016/5/10/chartex" xmlns:cx5="http://schemas.microsoft.com/office/drawing/2016/5/11/chartex" xmlns:cx6="http://schemas.microsoft.com/office/drawing/2016/5/12/chartex" xmlns:cx7="http://schemas.microsoft.com/office/drawing/2016/5/13/chartex" xmlns:cx8="http://schemas.microsoft.com/office/drawing/2016/5/14/chartex" xmlns:mc="http://schemas.openxmlformats.org/markup-compatibility/2006" xmlns:aink="http://schemas.microsoft.com/office/drawing/2016/ink" xmlns:am3d="http://schemas.microsoft.com/office/drawing/2017/model3d" xmlns:o="urn:schemas-microsoft-com:office:office" xmlns:oel="http://schemas.microsoft.com/office/2019/extlst" xmlns:r="http://schemas.openxmlformats.org/officeDocument/2006/relationships" xmlns:m="http://schemas.openxmlformats.org/officeDocument/2006/math" xmlns:v="urn:schemas-microsoft-com:vml" xmlns:wp14="http://schemas.microsoft.com/office/word/2010/wordprocessingDrawing" xmlns:wp="http://schemas.openxmlformats.org/drawingml/2006/wordprocessingDrawing" xmlns:w10="urn:schemas-microsoft-com:office:word" xmlns:w="http://schemas.openxmlformats.org/wordprocessingml/2006/main" xmlns:w14="http://schemas.microsoft.com/office/word/2010/wordml" xmlns:w15="http://schemas.microsoft.com/office/word/2012/wordml" xmlns:w16cei="http://schemas.microsoft.com/office/word/2026/wordml/cei" xmlns:w16cex="http://schemas.microsoft.com/office/word/2018/wordml/cex" xmlns:w16cid="http://schemas.microsoft.com/office/word/2016/wordml/cid" xmlns:w16="http://schemas.microsoft.com/office/word/2018/wordml" xmlns:w16du="http://schemas.microsoft.com/office/word/2023/wordml/word16du" xmlns:w16sdtdh="http://schemas.microsoft.com/office/word/2020/wordml/sdtdatahash" xmlns:w16sdtfl="http://schemas.microsoft.com/office/word/2024/wordml/sdtformatlock" xmlns:w16se="http://schemas.microsoft.com/office/word/2015/wordml/symex" xmlns:wpg="http://schemas.microsoft.com/office/word/2010/wordprocessingGroup" xmlns:wpi="http://schemas.microsoft.com/office/word/2010/wordprocessingInk" xmlns:wne="http://schemas.microsoft.com/office/word/2006/wordml" xmlns:wps="http://schemas.microsoft.com/office/word/2010/wordprocessingShape" mc:Ignorable="w14 w15 w16se w16cid w16 w16cex w16sdtdh w16sdtfl w16du wp14">
+<w:footnotes xmlns:wpc="http://schemas.microsoft.com/office/word/2010/wordprocessingCanvas" xmlns:cx="http://schemas.microsoft.com/office/drawing/2014/chartex" xmlns:cx1="http://schemas.microsoft.com/office/drawing/2015/9/8/chartex" xmlns:cx2="http://schemas.microsoft.com/office/drawing/2015/10/21/chartex" xmlns:cx3="http://schemas.microsoft.com/office/drawing/2016/5/9/chartex" xmlns:cx4="http://schemas.microsoft.com/office/drawing/2016/5/10/chartex" xmlns:cx5="http://schemas.microsoft.com/office/drawing/2016/5/11/chartex" xmlns:cx6="http://schemas.microsoft.com/office/drawing/2016/5/12/chartex" xmlns:cx7="http://schemas.microsoft.com/office/drawing/2016/5/13/chartex" xmlns:cx8="http://schemas.microsoft.com/office/drawing/2016/5/14/chartex" xmlns:mc="http://schemas.openxmlformats.org/markup-compatibility/2006" xmlns:aink="http://schemas.microsoft.com/office/drawing/2016/ink" xmlns:am3d="http://schemas.microsoft.com/office/drawing/2017/model3d" xmlns:o="urn:schemas-microsoft-com:office:office" xmlns:oel="http://schemas.microsoft.com/office/2019/extlst" xmlns:r="http://schemas.openxmlformats.org/officeDocument/2006/relationships" xmlns:m="http://schemas.openxmlformats.org/officeDocument/2006/math" xmlns:v="urn:schemas-microsoft-com:vml" xmlns:wp14="http://schemas.microsoft.com/office/word/2010/wordprocessingDrawing" xmlns:wp="http://schemas.openxmlformats.org/drawingml/2006/wordprocessingDrawing" xmlns:w10="urn:schemas-microsoft-com:office:word" xmlns:w="http://schemas.openxmlformats.org/wordprocessingml/2006/main" xmlns:w14="http://schemas.microsoft.com/office/word/2010/wordml" xmlns:w15="http://schemas.microsoft.com/office/word/2012/wordml" xmlns:w16cex="http://schemas.microsoft.com/office/word/2018/wordml/cex" xmlns:w16cid="http://schemas.microsoft.com/office/word/2016/wordml/cid" xmlns:w16="http://schemas.microsoft.com/office/word/2018/wordml" xmlns:w16du="http://schemas.microsoft.com/office/word/2023/wordml/word16du" xmlns:w16sdtdh="http://schemas.microsoft.com/office/word/2020/wordml/sdtdatahash" xmlns:w16sdtfl="http://schemas.microsoft.com/office/word/2024/wordml/sdtformatlock" xmlns:w16se="http://schemas.microsoft.com/office/word/2015/wordml/symex" xmlns:wpg="http://schemas.microsoft.com/office/word/2010/wordprocessingGroup" xmlns:wpi="http://schemas.microsoft.com/office/word/2010/wordprocessingInk" xmlns:wne="http://schemas.microsoft.com/office/word/2006/wordml" xmlns:wps="http://schemas.microsoft.com/office/word/2010/wordprocessingShape" mc:Ignorable="w14 w15 w16se w16cid w16 w16cex w16sdtdh w16sdtfl w16du wp14">
   <w:footnote w:type="separator" w:id="-1">
     <w:p>
       <w:pPr>
@@ -1985,7 +2162,7 @@
 </file>
 
 <file path=word/numbering.xml><?xml version="1.0" encoding="utf-8"?>
-<w:numbering xmlns:wpc="http://schemas.microsoft.com/office/word/2010/wordprocessingCanvas" xmlns:cx="http://schemas.microsoft.com/office/drawing/2014/chartex" xmlns:cx1="http://schemas.microsoft.com/office/drawing/2015/9/8/chartex" xmlns:cx2="http://schemas.microsoft.com/office/drawing/2015/10/21/chartex" xmlns:cx3="http://schemas.microsoft.com/office/drawing/2016/5/9/chartex" xmlns:cx4="http://schemas.microsoft.com/office/drawing/2016/5/10/chartex" xmlns:cx5="http://schemas.microsoft.com/office/drawing/2016/5/11/chartex" xmlns:cx6="http://schemas.microsoft.com/office/drawing/2016/5/12/chartex" xmlns:cx7="http://schemas.microsoft.com/office/drawing/2016/5/13/chartex" xmlns:cx8="http://schemas.microsoft.com/office/drawing/2016/5/14/chartex" xmlns:mc="http://schemas.openxmlformats.org/markup-compatibility/2006" xmlns:aink="http://schemas.microsoft.com/office/drawing/2016/ink" xmlns:am3d="http://schemas.microsoft.com/office/drawing/2017/model3d" xmlns:o="urn:schemas-microsoft-com:office:office" xmlns:oel="http://schemas.microsoft.com/office/2019/extlst" xmlns:r="http://schemas.openxmlformats.org/officeDocument/2006/relationships" xmlns:m="http://schemas.openxmlformats.org/officeDocument/2006/math" xmlns:v="urn:schemas-microsoft-com:vml" xmlns:wp14="http://schemas.microsoft.com/office/word/2010/wordprocessingDrawing" xmlns:wp="http://schemas.openxmlformats.org/drawingml/2006/wordprocessingDrawing" xmlns:w10="urn:schemas-microsoft-com:office:word" xmlns:w="http://schemas.openxmlformats.org/wordprocessingml/2006/main" xmlns:w14="http://schemas.microsoft.com/office/word/2010/wordml" xmlns:w15="http://schemas.microsoft.com/office/word/2012/wordml" xmlns:w16cei="http://schemas.microsoft.com/office/word/2026/wordml/cei" xmlns:w16cex="http://schemas.microsoft.com/office/word/2018/wordml/cex" xmlns:w16cid="http://schemas.microsoft.com/office/word/2016/wordml/cid" xmlns:w16="http://schemas.microsoft.com/office/word/2018/wordml" xmlns:w16du="http://schemas.microsoft.com/office/word/2023/wordml/word16du" xmlns:w16sdtdh="http://schemas.microsoft.com/office/word/2020/wordml/sdtdatahash" xmlns:w16sdtfl="http://schemas.microsoft.com/office/word/2024/wordml/sdtformatlock" xmlns:w16se="http://schemas.microsoft.com/office/word/2015/wordml/symex" xmlns:wpg="http://schemas.microsoft.com/office/word/2010/wordprocessingGroup" xmlns:wpi="http://schemas.microsoft.com/office/word/2010/wordprocessingInk" xmlns:wne="http://schemas.microsoft.com/office/word/2006/wordml" xmlns:wps="http://schemas.microsoft.com/office/word/2010/wordprocessingShape" mc:Ignorable="w14 w15 w16se w16cid w16 w16cex w16sdtdh w16sdtfl w16du wp14">
+<w:numbering xmlns:wpc="http://schemas.microsoft.com/office/word/2010/wordprocessingCanvas" xmlns:cx="http://schemas.microsoft.com/office/drawing/2014/chartex" xmlns:cx1="http://schemas.microsoft.com/office/drawing/2015/9/8/chartex" xmlns:cx2="http://schemas.microsoft.com/office/drawing/2015/10/21/chartex" xmlns:cx3="http://schemas.microsoft.com/office/drawing/2016/5/9/chartex" xmlns:cx4="http://schemas.microsoft.com/office/drawing/2016/5/10/chartex" xmlns:cx5="http://schemas.microsoft.com/office/drawing/2016/5/11/chartex" xmlns:cx6="http://schemas.microsoft.com/office/drawing/2016/5/12/chartex" xmlns:cx7="http://schemas.microsoft.com/office/drawing/2016/5/13/chartex" xmlns:cx8="http://schemas.microsoft.com/office/drawing/2016/5/14/chartex" xmlns:mc="http://schemas.openxmlformats.org/markup-compatibility/2006" xmlns:aink="http://schemas.microsoft.com/office/drawing/2016/ink" xmlns:am3d="http://schemas.microsoft.com/office/drawing/2017/model3d" xmlns:o="urn:schemas-microsoft-com:office:office" xmlns:oel="http://schemas.microsoft.com/office/2019/extlst" xmlns:r="http://schemas.openxmlformats.org/officeDocument/2006/relationships" xmlns:m="http://schemas.openxmlformats.org/officeDocument/2006/math" xmlns:v="urn:schemas-microsoft-com:vml" xmlns:wp14="http://schemas.microsoft.com/office/word/2010/wordprocessingDrawing" xmlns:wp="http://schemas.openxmlformats.org/drawingml/2006/wordprocessingDrawing" xmlns:w10="urn:schemas-microsoft-com:office:word" xmlns:w="http://schemas.openxmlformats.org/wordprocessingml/2006/main" xmlns:w14="http://schemas.microsoft.com/office/word/2010/wordml" xmlns:w15="http://schemas.microsoft.com/office/word/2012/wordml" xmlns:w16cex="http://schemas.microsoft.com/office/word/2018/wordml/cex" xmlns:w16cid="http://schemas.microsoft.com/office/word/2016/wordml/cid" xmlns:w16="http://schemas.microsoft.com/office/word/2018/wordml" xmlns:w16du="http://schemas.microsoft.com/office/word/2023/wordml/word16du" xmlns:w16sdtdh="http://schemas.microsoft.com/office/word/2020/wordml/sdtdatahash" xmlns:w16sdtfl="http://schemas.microsoft.com/office/word/2024/wordml/sdtformatlock" xmlns:w16se="http://schemas.microsoft.com/office/word/2015/wordml/symex" xmlns:wpg="http://schemas.microsoft.com/office/word/2010/wordprocessingGroup" xmlns:wpi="http://schemas.microsoft.com/office/word/2010/wordprocessingInk" xmlns:wne="http://schemas.microsoft.com/office/word/2006/wordml" xmlns:wps="http://schemas.microsoft.com/office/word/2010/wordprocessingShape" mc:Ignorable="w14 w15 w16se w16cid w16 w16cex w16sdtdh w16sdtfl w16du wp14">
   <w:abstractNum w:abstractNumId="0" w15:restartNumberingAfterBreak="0">
     <w:nsid w:val="3A5641CC"/>
     <w:multiLevelType w:val="multilevel"/>
